--- a/Tailored_CVs/Shinoy_CIMSOLUTIONS_Test_Automation_Engineer.docx
+++ b/Tailored_CVs/Shinoy_CIMSOLUTIONS_Test_Automation_Engineer.docx
@@ -70,7 +70,7 @@
           <w:b w:val="0"/>
           <w:sz w:val="19"/>
         </w:rPr>
-        <w:t>Test Automation Engineer with over 8 years of experience building scalable test frameworks using Java Selenium and TypeScript Playwright. Experienced in integrating automated tests into CI/CD pipelines with Jenkins, AWS, and Docker. Currently holding a valid EU residence permit in the Netherlands and ready to bring practical quality assurance expertise to client projects at CIMSOLUTIONS.</w:t>
+        <w:t>QA Automation Engineer with over 8 years of experience building scalable test frameworks using Java Selenium, TypeScript, and Playwright. I bring hands-on experience integrating automated tests into CI/CD pipelines with Jenkins, Docker, and AWS. Additionally, I have practical experience utilizing AI tools like Gemini Code Assist to streamline test generation and deployment scripts.</w:t>
       </w:r>
     </w:p>
     <w:p>
@@ -288,7 +288,7 @@
           <w:b w:val="0"/>
           <w:sz w:val="18"/>
         </w:rPr>
-        <w:t>▸ Migrated a SeleniumJava framework to Playwright TypeScript for credit rating analysis endtoend workflows, improving execution efficiency by 20%.</w:t>
+        <w:t>▸ Migrated legacy SeleniumJava frameworks to Playwright TypeScript for credit workflows, boosting execution efficiency by 20% in complex microservices environments.</w:t>
       </w:r>
     </w:p>
     <w:p>
@@ -301,7 +301,7 @@
           <w:b w:val="0"/>
           <w:sz w:val="18"/>
         </w:rPr>
-        <w:t>▸ Implemented CI/CD pipelines and executed scheduled automated regression test builds using Jenkins, Docker, and AWS.</w:t>
+        <w:t>▸ Implemented automated CI/CD pipelines and ran scheduled regression test builds via Jenkins while provisioning test environments using Terraform and AWS.</w:t>
       </w:r>
     </w:p>
     <w:p>
@@ -314,7 +314,7 @@
           <w:b w:val="0"/>
           <w:sz w:val="18"/>
         </w:rPr>
-        <w:t>▸ Designed and built test automation frameworks from scratch utilizing Java Selenium and BDD Cucumber for complex payment processing systems.</w:t>
+        <w:t>▸ Created test automation frameworks from scratch utilizing Java Selenium and BDD Cucumber for payment processing systems.</w:t>
       </w:r>
     </w:p>
     <w:p>
@@ -327,7 +327,7 @@
           <w:b w:val="0"/>
           <w:sz w:val="18"/>
         </w:rPr>
-        <w:t>▸ Streamlined test generation and deployment scripts using AI tools like Gemini Code Assist to speed up testing tasks.</w:t>
+        <w:t>▸ Streamlined complex test generation and deployment scripts utilizing AI tools like Gemini Code Assist to speed up delivery cycles.</w:t>
       </w:r>
     </w:p>
     <w:p>

--- a/Tailored_CVs/Shinoy_CIMSOLUTIONS_Test_Automation_Engineer.docx
+++ b/Tailored_CVs/Shinoy_CIMSOLUTIONS_Test_Automation_Engineer.docx
@@ -70,7 +70,7 @@
           <w:b w:val="0"/>
           <w:sz w:val="19"/>
         </w:rPr>
-        <w:t>QA Automation Engineer with over 8 years of experience building scalable test frameworks using Java Selenium, TypeScript, and Playwright. I bring hands-on experience integrating automated tests into CI/CD pipelines with Jenkins, Docker, and AWS. Additionally, I have practical experience utilizing AI tools like Gemini Code Assist to streamline test generation and deployment scripts.</w:t>
+        <w:t>Test Automation Engineer with over 8 years of experience building scalable test frameworks using Java Selenium, Playwright, and TypeScript. I have strong hands-on experience integrating automated tests into CI/CD pipelines with Jenkins, AWS, and Docker, alongside backend API validation using RestAssured and Oracle SQL. As noted in the job description, I also bring practical experience using AI tools like Gemini Code Assist to streamline test generation and deployment scripts.</w:t>
       </w:r>
     </w:p>
     <w:p>
@@ -288,7 +288,7 @@
           <w:b w:val="0"/>
           <w:sz w:val="18"/>
         </w:rPr>
-        <w:t>▸ Migrated legacy SeleniumJava frameworks to Playwright TypeScript for credit workflows, boosting execution efficiency by 20% in complex microservices environments.</w:t>
+        <w:t>▸ Migrated a legacy SeleniumJava framework to Playwright TypeScript for critical endtoend workflows, increasing execution efficiency by 20%.</w:t>
       </w:r>
     </w:p>
     <w:p>
@@ -301,7 +301,7 @@
           <w:b w:val="0"/>
           <w:sz w:val="18"/>
         </w:rPr>
-        <w:t>▸ Implemented automated CI/CD pipelines and ran scheduled regression test builds via Jenkins while provisioning test environments using Terraform and AWS.</w:t>
+        <w:t>▸ Implemented CI/CD pipelines and executed scheduled regression test builds using Jenkins while provisioning QA environments with Terraform and AWS.</w:t>
       </w:r>
     </w:p>
     <w:p>
@@ -314,7 +314,7 @@
           <w:b w:val="0"/>
           <w:sz w:val="18"/>
         </w:rPr>
-        <w:t>▸ Created test automation frameworks from scratch utilizing Java Selenium and BDD Cucumber for payment processing systems.</w:t>
+        <w:t>▸ Designed and executed automated API and backend database validation tests using RestAssured and complex Oracle SQL queries.</w:t>
       </w:r>
     </w:p>
     <w:p>
@@ -327,7 +327,7 @@
           <w:b w:val="0"/>
           <w:sz w:val="18"/>
         </w:rPr>
-        <w:t>▸ Streamlined complex test generation and deployment scripts utilizing AI tools like Gemini Code Assist to speed up delivery cycles.</w:t>
+        <w:t>▸ Streamlined test script generation and deployment tasks using AI tooling like Gemini Code Assist to speed up delivery.</w:t>
       </w:r>
     </w:p>
     <w:p>

--- a/Tailored_CVs/Shinoy_CIMSOLUTIONS_Test_Automation_Engineer.docx
+++ b/Tailored_CVs/Shinoy_CIMSOLUTIONS_Test_Automation_Engineer.docx
@@ -70,7 +70,7 @@
           <w:b w:val="0"/>
           <w:sz w:val="19"/>
         </w:rPr>
-        <w:t>Test Automation Engineer with over 8 years of experience building scalable test frameworks using Java Selenium, Playwright, and TypeScript. I have strong hands-on experience integrating automated tests into CI/CD pipelines with Jenkins, AWS, and Docker, alongside backend API validation using RestAssured and Oracle SQL. As noted in the job description, I also bring practical experience using AI tools like Gemini Code Assist to streamline test generation and deployment scripts.</w:t>
+        <w:t>I am a QA Automation Engineer with over 8 years of experience building scalable test frameworks using Playwright, Selenium, and Java. I have strong hands-on experience integrating automated tests into CI/CD pipelines with Jenkins, Docker, and AWS. I also use tools like Gemini Code Assist to streamline test generation and deployment scripts.</w:t>
       </w:r>
     </w:p>
     <w:p>
@@ -288,7 +288,7 @@
           <w:b w:val="0"/>
           <w:sz w:val="18"/>
         </w:rPr>
-        <w:t>▸ Migrated a legacy SeleniumJava framework to Playwright TypeScript for critical endtoend workflows, increasing execution efficiency by 20%.</w:t>
+        <w:t>▸ Migrated SeleniumJava frameworks to Playwright TypeScript for credit limit and rating analysis workflows, boosting execution efficiency by 20%.</w:t>
       </w:r>
     </w:p>
     <w:p>
@@ -301,7 +301,7 @@
           <w:b w:val="0"/>
           <w:sz w:val="18"/>
         </w:rPr>
-        <w:t>▸ Implemented CI/CD pipelines and executed scheduled regression test builds using Jenkins while provisioning QA environments with Terraform and AWS.</w:t>
+        <w:t>▸ Implemented CI/CD pipelines and ran scheduled regression test builds via Jenkins while provisioning test environments using Terraform and AWS.</w:t>
       </w:r>
     </w:p>
     <w:p>
@@ -314,7 +314,7 @@
           <w:b w:val="0"/>
           <w:sz w:val="18"/>
         </w:rPr>
-        <w:t>▸ Designed and executed automated API and backend database validation tests using RestAssured and complex Oracle SQL queries.</w:t>
+        <w:t>▸ Created a test automation framework from scratch for payment processing systems utilizing Java Selenium and BDD Cucumber.</w:t>
       </w:r>
     </w:p>
     <w:p>
@@ -327,7 +327,7 @@
           <w:b w:val="0"/>
           <w:sz w:val="18"/>
         </w:rPr>
-        <w:t>▸ Streamlined test script generation and deployment tasks using AI tooling like Gemini Code Assist to speed up delivery.</w:t>
+        <w:t>▸ Streamlined complex test generation and deployment scripts utilizing AI tools like Gemini Code Assist to improve delivery speed.</w:t>
       </w:r>
     </w:p>
     <w:p>

--- a/Tailored_CVs/Shinoy_CIMSOLUTIONS_Test_Automation_Engineer.docx
+++ b/Tailored_CVs/Shinoy_CIMSOLUTIONS_Test_Automation_Engineer.docx
@@ -70,7 +70,7 @@
           <w:b w:val="0"/>
           <w:sz w:val="19"/>
         </w:rPr>
-        <w:t>I am a QA Automation Engineer with over 8 years of experience building scalable test frameworks using Playwright, Selenium, and Java. I have strong hands-on experience integrating automated tests into CI/CD pipelines with Jenkins, Docker, and AWS. I also use tools like Gemini Code Assist to streamline test generation and deployment scripts.</w:t>
+        <w:t>I am a QA Automation Engineer with over 8 years of experience building scalable test frameworks with Playwright, Selenium, and Java. I design automated CI/CD pipelines and integrate testing into release workflows for financial clients. I also use tools like Gemini Code Assist to speed up test generation. I am based in Amstelveen and hold a valid EU residence permit.</w:t>
       </w:r>
     </w:p>
     <w:p>
@@ -288,7 +288,7 @@
           <w:b w:val="0"/>
           <w:sz w:val="18"/>
         </w:rPr>
-        <w:t>▸ Migrated SeleniumJava frameworks to Playwright TypeScript for credit limit and rating analysis workflows, boosting execution efficiency by 20%.</w:t>
+        <w:t>▸ Migrated SeleniumJava frameworks to Playwright TypeScript for credit limit and rating analysis workflows, increasing execution efficiency by 20%.</w:t>
       </w:r>
     </w:p>
     <w:p>
@@ -301,7 +301,7 @@
           <w:b w:val="0"/>
           <w:sz w:val="18"/>
         </w:rPr>
-        <w:t>▸ Implemented CI/CD pipelines and ran scheduled regression test builds via Jenkins while provisioning test environments using Terraform and AWS.</w:t>
+        <w:t>▸ Implemented CI/CD pipelines and ran scheduled regression test builds using Jenkins while provisioning test environments with Terraform and AWS.</w:t>
       </w:r>
     </w:p>
     <w:p>
@@ -314,7 +314,7 @@
           <w:b w:val="0"/>
           <w:sz w:val="18"/>
         </w:rPr>
-        <w:t>▸ Created a test automation framework from scratch for payment processing systems utilizing Java Selenium and BDD Cucumber.</w:t>
+        <w:t>▸ Designed and executed complex Oracle SQL queries to validate backend datasets and ensure data integrity across credit risk systems.</w:t>
       </w:r>
     </w:p>
     <w:p>
@@ -327,7 +327,7 @@
           <w:b w:val="0"/>
           <w:sz w:val="18"/>
         </w:rPr>
-        <w:t>▸ Streamlined complex test generation and deployment scripts utilizing AI tools like Gemini Code Assist to improve delivery speed.</w:t>
+        <w:t>▸ Streamlined test generation and deployment scripts by utilizing AI tools like Gemini Code Assist to improve delivery speed.</w:t>
       </w:r>
     </w:p>
     <w:p>
